--- a/TranAnhThang_DH52201440.docx
+++ b/TranAnhThang_DH52201440.docx
@@ -764,9 +764,445 @@
       </w:r>
     </w:p>
     <w:p>
-      <w:proofErr w:type="spellStart"/>
-      <w:r>
-        <w:t>công</w:t>
+      <w:r>
+        <w:t xml:space="preserve">1. </w:t>
+      </w:r>
+      <w:proofErr w:type="spellStart"/>
+      <w:r>
+        <w:t>Mục</w:t>
+      </w:r>
+      <w:proofErr w:type="spellEnd"/>
+      <w:r>
+        <w:t xml:space="preserve"> </w:t>
+      </w:r>
+      <w:proofErr w:type="spellStart"/>
+      <w:r>
+        <w:t>đích</w:t>
+      </w:r>
+      <w:proofErr w:type="spellEnd"/>
+      <w:r>
+        <w:t xml:space="preserve"> </w:t>
+      </w:r>
+      <w:proofErr w:type="spellStart"/>
+      <w:r>
+        <w:t>của</w:t>
+      </w:r>
+      <w:proofErr w:type="spellEnd"/>
+      <w:r>
+        <w:t xml:space="preserve"> </w:t>
+      </w:r>
+      <w:proofErr w:type="spellStart"/>
+      <w:r>
+        <w:t>lệnh</w:t>
+      </w:r>
+      <w:proofErr w:type="spellEnd"/>
+      <w:r>
+        <w:t xml:space="preserve"> diff</w:t>
+      </w:r>
+    </w:p>
+    <w:p>
+      <w:proofErr w:type="spellStart"/>
+      <w:r>
+        <w:t>Lệnh</w:t>
+      </w:r>
+      <w:proofErr w:type="spellEnd"/>
+      <w:r>
+        <w:t xml:space="preserve"> diff </w:t>
+      </w:r>
+      <w:proofErr w:type="spellStart"/>
+      <w:r>
+        <w:t>dùng</w:t>
+      </w:r>
+      <w:proofErr w:type="spellEnd"/>
+      <w:r>
+        <w:t xml:space="preserve"> </w:t>
+      </w:r>
+      <w:proofErr w:type="spellStart"/>
+      <w:r>
+        <w:t>để</w:t>
+      </w:r>
+      <w:proofErr w:type="spellEnd"/>
+      <w:r>
+        <w:t xml:space="preserve"> so </w:t>
+      </w:r>
+      <w:proofErr w:type="spellStart"/>
+      <w:r>
+        <w:t>sánh</w:t>
+      </w:r>
+      <w:proofErr w:type="spellEnd"/>
+      <w:r>
+        <w:t xml:space="preserve"> </w:t>
+      </w:r>
+      <w:proofErr w:type="spellStart"/>
+      <w:r>
+        <w:t>nội</w:t>
+      </w:r>
+      <w:proofErr w:type="spellEnd"/>
+      <w:r>
+        <w:t xml:space="preserve"> dung </w:t>
+      </w:r>
+      <w:proofErr w:type="spellStart"/>
+      <w:r>
+        <w:t>giữa</w:t>
+      </w:r>
+      <w:proofErr w:type="spellEnd"/>
+      <w:r>
+        <w:t xml:space="preserve"> </w:t>
+      </w:r>
+      <w:proofErr w:type="spellStart"/>
+      <w:r>
+        <w:t>hai</w:t>
+      </w:r>
+      <w:proofErr w:type="spellEnd"/>
+      <w:r>
+        <w:t xml:space="preserve"> file </w:t>
+      </w:r>
+      <w:proofErr w:type="spellStart"/>
+      <w:r>
+        <w:t>hoặc</w:t>
+      </w:r>
+      <w:proofErr w:type="spellEnd"/>
+      <w:r>
+        <w:t xml:space="preserve"> </w:t>
+      </w:r>
+      <w:proofErr w:type="spellStart"/>
+      <w:r>
+        <w:t>hai</w:t>
+      </w:r>
+      <w:proofErr w:type="spellEnd"/>
+      <w:r>
+        <w:t xml:space="preserve"> </w:t>
+      </w:r>
+      <w:proofErr w:type="spellStart"/>
+      <w:r>
+        <w:t>phiên</w:t>
+      </w:r>
+      <w:proofErr w:type="spellEnd"/>
+      <w:r>
+        <w:t xml:space="preserve"> </w:t>
+      </w:r>
+      <w:proofErr w:type="spellStart"/>
+      <w:r>
+        <w:t>bản</w:t>
+      </w:r>
+      <w:proofErr w:type="spellEnd"/>
+      <w:r>
+        <w:t xml:space="preserve"> </w:t>
+      </w:r>
+      <w:proofErr w:type="spellStart"/>
+      <w:r>
+        <w:t>của</w:t>
+      </w:r>
+      <w:proofErr w:type="spellEnd"/>
+      <w:r>
+        <w:t xml:space="preserve"> </w:t>
+      </w:r>
+      <w:proofErr w:type="spellStart"/>
+      <w:r>
+        <w:t>mã</w:t>
+      </w:r>
+      <w:proofErr w:type="spellEnd"/>
+      <w:r>
+        <w:t xml:space="preserve"> </w:t>
+      </w:r>
+      <w:proofErr w:type="spellStart"/>
+      <w:r>
+        <w:t>nguồn</w:t>
+      </w:r>
+      <w:proofErr w:type="spellEnd"/>
+      <w:r>
+        <w:t xml:space="preserve">, </w:t>
+      </w:r>
+      <w:proofErr w:type="spellStart"/>
+      <w:r>
+        <w:t>hiển</w:t>
+      </w:r>
+      <w:proofErr w:type="spellEnd"/>
+      <w:r>
+        <w:t xml:space="preserve"> </w:t>
+      </w:r>
+      <w:proofErr w:type="spellStart"/>
+      <w:r>
+        <w:t>thị</w:t>
+      </w:r>
+      <w:proofErr w:type="spellEnd"/>
+      <w:r>
+        <w:t xml:space="preserve"> </w:t>
+      </w:r>
+      <w:proofErr w:type="spellStart"/>
+      <w:r>
+        <w:t>những</w:t>
+      </w:r>
+      <w:proofErr w:type="spellEnd"/>
+      <w:r>
+        <w:t xml:space="preserve"> </w:t>
+      </w:r>
+      <w:proofErr w:type="spellStart"/>
+      <w:r>
+        <w:t>khác</w:t>
+      </w:r>
+      <w:proofErr w:type="spellEnd"/>
+      <w:r>
+        <w:t xml:space="preserve"> </w:t>
+      </w:r>
+      <w:proofErr w:type="spellStart"/>
+      <w:r>
+        <w:t>biệt</w:t>
+      </w:r>
+      <w:proofErr w:type="spellEnd"/>
+      <w:r>
+        <w:t xml:space="preserve"> (</w:t>
+      </w:r>
+      <w:proofErr w:type="spellStart"/>
+      <w:r>
+        <w:t>thêm</w:t>
+      </w:r>
+      <w:proofErr w:type="spellEnd"/>
+      <w:r>
+        <w:t xml:space="preserve">, </w:t>
+      </w:r>
+      <w:proofErr w:type="spellStart"/>
+      <w:r>
+        <w:t>xóa</w:t>
+      </w:r>
+      <w:proofErr w:type="spellEnd"/>
+      <w:r>
+        <w:t xml:space="preserve">, </w:t>
+      </w:r>
+      <w:proofErr w:type="spellStart"/>
+      <w:r>
+        <w:t>thay</w:t>
+      </w:r>
+      <w:proofErr w:type="spellEnd"/>
+      <w:r>
+        <w:t xml:space="preserve"> </w:t>
+      </w:r>
+      <w:proofErr w:type="spellStart"/>
+      <w:r>
+        <w:t>đổi</w:t>
+      </w:r>
+      <w:proofErr w:type="spellEnd"/>
+      <w:r>
+        <w:t xml:space="preserve">). </w:t>
+      </w:r>
+      <w:proofErr w:type="spellStart"/>
+      <w:r>
+        <w:t>Nó</w:t>
+      </w:r>
+      <w:proofErr w:type="spellEnd"/>
+      <w:r>
+        <w:t xml:space="preserve"> </w:t>
+      </w:r>
+      <w:proofErr w:type="spellStart"/>
+      <w:r>
+        <w:t>hữu</w:t>
+      </w:r>
+      <w:proofErr w:type="spellEnd"/>
+      <w:r>
+        <w:t xml:space="preserve"> </w:t>
+      </w:r>
+      <w:proofErr w:type="spellStart"/>
+      <w:r>
+        <w:t>ích</w:t>
+      </w:r>
+      <w:proofErr w:type="spellEnd"/>
+      <w:r>
+        <w:t xml:space="preserve"> </w:t>
+      </w:r>
+      <w:proofErr w:type="spellStart"/>
+      <w:r>
+        <w:t>để</w:t>
+      </w:r>
+      <w:proofErr w:type="spellEnd"/>
+      <w:r>
+        <w:t>:</w:t>
+      </w:r>
+    </w:p>
+    <w:p>
+      <w:r>
+        <w:t xml:space="preserve">- </w:t>
+      </w:r>
+      <w:proofErr w:type="spellStart"/>
+      <w:r>
+        <w:t>Kiểm</w:t>
+      </w:r>
+      <w:proofErr w:type="spellEnd"/>
+      <w:r>
+        <w:t xml:space="preserve"> </w:t>
+      </w:r>
+      <w:proofErr w:type="spellStart"/>
+      <w:r>
+        <w:t>tra</w:t>
+      </w:r>
+      <w:proofErr w:type="spellEnd"/>
+      <w:r>
+        <w:t xml:space="preserve"> </w:t>
+      </w:r>
+      <w:proofErr w:type="spellStart"/>
+      <w:r>
+        <w:t>khác</w:t>
+      </w:r>
+      <w:proofErr w:type="spellEnd"/>
+      <w:r>
+        <w:t xml:space="preserve"> </w:t>
+      </w:r>
+      <w:proofErr w:type="spellStart"/>
+      <w:r>
+        <w:t>biệt</w:t>
+      </w:r>
+      <w:proofErr w:type="spellEnd"/>
+      <w:r>
+        <w:t xml:space="preserve"> </w:t>
+      </w:r>
+      <w:proofErr w:type="spellStart"/>
+      <w:r>
+        <w:t>giữa</w:t>
+      </w:r>
+      <w:proofErr w:type="spellEnd"/>
+      <w:r>
+        <w:t xml:space="preserve"> </w:t>
+      </w:r>
+      <w:proofErr w:type="spellStart"/>
+      <w:r>
+        <w:t>hai</w:t>
+      </w:r>
+      <w:proofErr w:type="spellEnd"/>
+      <w:r>
+        <w:t xml:space="preserve"> file </w:t>
+      </w:r>
+      <w:proofErr w:type="spellStart"/>
+      <w:r>
+        <w:t>văn</w:t>
+      </w:r>
+      <w:proofErr w:type="spellEnd"/>
+      <w:r>
+        <w:t xml:space="preserve"> </w:t>
+      </w:r>
+      <w:proofErr w:type="spellStart"/>
+      <w:r>
+        <w:t>bản</w:t>
+      </w:r>
+      <w:proofErr w:type="spellEnd"/>
+      <w:r>
+        <w:t>.</w:t>
+      </w:r>
+    </w:p>
+    <w:p>
+      <w:r>
+        <w:t xml:space="preserve">- Xem </w:t>
+      </w:r>
+      <w:proofErr w:type="spellStart"/>
+      <w:r>
+        <w:t>khác</w:t>
+      </w:r>
+      <w:proofErr w:type="spellEnd"/>
+      <w:r>
+        <w:t xml:space="preserve"> </w:t>
+      </w:r>
+      <w:proofErr w:type="spellStart"/>
+      <w:r>
+        <w:t>biệt</w:t>
+      </w:r>
+      <w:proofErr w:type="spellEnd"/>
+      <w:r>
+        <w:t xml:space="preserve"> </w:t>
+      </w:r>
+      <w:proofErr w:type="spellStart"/>
+      <w:r>
+        <w:t>giữa</w:t>
+      </w:r>
+      <w:proofErr w:type="spellEnd"/>
+      <w:r>
+        <w:t xml:space="preserve"> </w:t>
+      </w:r>
+      <w:proofErr w:type="spellStart"/>
+      <w:r>
+        <w:t>các</w:t>
+      </w:r>
+      <w:proofErr w:type="spellEnd"/>
+      <w:r>
+        <w:t xml:space="preserve"> commit/</w:t>
+      </w:r>
+      <w:proofErr w:type="spellStart"/>
+      <w:r>
+        <w:t>nhánh</w:t>
+      </w:r>
+      <w:proofErr w:type="spellEnd"/>
+      <w:r>
+        <w:t xml:space="preserve"> </w:t>
+      </w:r>
+      <w:proofErr w:type="spellStart"/>
+      <w:r>
+        <w:t>trong</w:t>
+      </w:r>
+      <w:proofErr w:type="spellEnd"/>
+      <w:r>
+        <w:t xml:space="preserve"> Git (</w:t>
+      </w:r>
+      <w:proofErr w:type="spellStart"/>
+      <w:r>
+        <w:t>thông</w:t>
+      </w:r>
+      <w:proofErr w:type="spellEnd"/>
+      <w:r>
+        <w:t xml:space="preserve"> qua git diff).</w:t>
+      </w:r>
+    </w:p>
+    <w:p>
+      <w:r>
+        <w:t xml:space="preserve">- </w:t>
+      </w:r>
+      <w:proofErr w:type="spellStart"/>
+      <w:r>
+        <w:t>Tạo</w:t>
+      </w:r>
+      <w:proofErr w:type="spellEnd"/>
+      <w:r>
+        <w:t xml:space="preserve"> patch (</w:t>
+      </w:r>
+      <w:proofErr w:type="spellStart"/>
+      <w:r>
+        <w:t>đầu</w:t>
+      </w:r>
+      <w:proofErr w:type="spellEnd"/>
+      <w:r>
+        <w:t xml:space="preserve"> </w:t>
+      </w:r>
+      <w:proofErr w:type="spellStart"/>
+      <w:r>
+        <w:t>ra</w:t>
+      </w:r>
+      <w:proofErr w:type="spellEnd"/>
+      <w:r>
+        <w:t xml:space="preserve"> diff </w:t>
+      </w:r>
+      <w:proofErr w:type="spellStart"/>
+      <w:r>
+        <w:t>có</w:t>
+      </w:r>
+      <w:proofErr w:type="spellEnd"/>
+      <w:r>
+        <w:t xml:space="preserve"> </w:t>
+      </w:r>
+      <w:proofErr w:type="spellStart"/>
+      <w:r>
+        <w:t>thể</w:t>
+      </w:r>
+      <w:proofErr w:type="spellEnd"/>
+      <w:r>
+        <w:t xml:space="preserve"> </w:t>
+      </w:r>
+      <w:proofErr w:type="spellStart"/>
+      <w:r>
+        <w:t>được</w:t>
+      </w:r>
+      <w:proofErr w:type="spellEnd"/>
+      <w:r>
+        <w:t xml:space="preserve"> </w:t>
+      </w:r>
+      <w:proofErr w:type="spellStart"/>
+      <w:r>
+        <w:t>áp</w:t>
       </w:r>
       <w:proofErr w:type="spellEnd"/>
       <w:r>
@@ -782,58 +1218,49 @@
       </w:r>
       <w:proofErr w:type="spellStart"/>
       <w:r>
-        <w:t>của</w:t>
-      </w:r>
-      <w:proofErr w:type="spellEnd"/>
-      <w:r>
-        <w:t xml:space="preserve"> </w:t>
-      </w:r>
-      <w:proofErr w:type="spellStart"/>
-      <w:r>
-        <w:t>lệnh</w:t>
-      </w:r>
-      <w:proofErr w:type="spellEnd"/>
-      <w:r>
-        <w:t xml:space="preserve"> diff</w:t>
-      </w:r>
-      <w:r>
-        <w:t xml:space="preserve">: so </w:t>
-      </w:r>
-      <w:proofErr w:type="spellStart"/>
-      <w:r>
-        <w:t>ánh</w:t>
-      </w:r>
-      <w:proofErr w:type="spellEnd"/>
-      <w:r>
-        <w:t xml:space="preserve"> </w:t>
-      </w:r>
-      <w:proofErr w:type="spellStart"/>
-      <w:r>
-        <w:t>sự</w:t>
-      </w:r>
-      <w:proofErr w:type="spellEnd"/>
-      <w:r>
-        <w:t xml:space="preserve"> </w:t>
-      </w:r>
-      <w:proofErr w:type="spellStart"/>
-      <w:r>
-        <w:t>khac</w:t>
-      </w:r>
-      <w:proofErr w:type="spellEnd"/>
-      <w:r>
-        <w:t xml:space="preserve"> </w:t>
-      </w:r>
-      <w:proofErr w:type="spellStart"/>
-      <w:r>
-        <w:t>biệt</w:t>
-      </w:r>
-      <w:proofErr w:type="spellEnd"/>
-      <w:r>
-        <w:t xml:space="preserve"> </w:t>
-      </w:r>
-      <w:proofErr w:type="spellStart"/>
-      <w:r>
-        <w:t>giauwx</w:t>
+        <w:t>bằng</w:t>
+      </w:r>
+      <w:proofErr w:type="spellEnd"/>
+      <w:r>
+        <w:t xml:space="preserve"> patch).</w:t>
+      </w:r>
+    </w:p>
+    <w:p>
+      <w:proofErr w:type="spellStart"/>
+      <w:r>
+        <w:t>Kết</w:t>
+      </w:r>
+      <w:proofErr w:type="spellEnd"/>
+      <w:r>
+        <w:t xml:space="preserve"> </w:t>
+      </w:r>
+      <w:proofErr w:type="spellStart"/>
+      <w:r>
+        <w:t>quả</w:t>
+      </w:r>
+      <w:proofErr w:type="spellEnd"/>
+      <w:r>
+        <w:t xml:space="preserve"> diff </w:t>
+      </w:r>
+      <w:proofErr w:type="spellStart"/>
+      <w:r>
+        <w:t>thường</w:t>
+      </w:r>
+      <w:proofErr w:type="spellEnd"/>
+      <w:r>
+        <w:t xml:space="preserve"> </w:t>
+      </w:r>
+      <w:proofErr w:type="spellStart"/>
+      <w:r>
+        <w:t>biểu</w:t>
+      </w:r>
+      <w:proofErr w:type="spellEnd"/>
+      <w:r>
+        <w:t xml:space="preserve"> </w:t>
+      </w:r>
+      <w:proofErr w:type="spellStart"/>
+      <w:r>
+        <w:t>diễn</w:t>
       </w:r>
       <w:proofErr w:type="spellEnd"/>
       <w:r>
@@ -849,20 +1276,119 @@
       </w:r>
       <w:proofErr w:type="spellStart"/>
       <w:r>
-        <w:t>phiên</w:t>
-      </w:r>
-      <w:proofErr w:type="spellEnd"/>
-      <w:r>
-        <w:t xml:space="preserve"> </w:t>
-      </w:r>
-      <w:proofErr w:type="spellStart"/>
-      <w:r>
-        <w:t>bản</w:t>
-      </w:r>
-      <w:proofErr w:type="spellEnd"/>
+        <w:t>dòng</w:t>
+      </w:r>
+      <w:proofErr w:type="spellEnd"/>
+      <w:r>
+        <w:t xml:space="preserve"> </w:t>
+      </w:r>
+      <w:proofErr w:type="spellStart"/>
+      <w:r>
+        <w:t>bị</w:t>
+      </w:r>
+      <w:proofErr w:type="spellEnd"/>
+      <w:r>
+        <w:t xml:space="preserve"> </w:t>
+      </w:r>
+      <w:proofErr w:type="spellStart"/>
+      <w:r>
+        <w:t>xóa</w:t>
+      </w:r>
+      <w:proofErr w:type="spellEnd"/>
+      <w:r>
+        <w:t xml:space="preserve">, </w:t>
+      </w:r>
+      <w:proofErr w:type="spellStart"/>
+      <w:r>
+        <w:t>thêm</w:t>
+      </w:r>
+      <w:proofErr w:type="spellEnd"/>
+      <w:r>
+        <w:t xml:space="preserve"> </w:t>
+      </w:r>
+      <w:proofErr w:type="spellStart"/>
+      <w:r>
+        <w:t>hoặc</w:t>
+      </w:r>
+      <w:proofErr w:type="spellEnd"/>
+      <w:r>
+        <w:t xml:space="preserve"> </w:t>
+      </w:r>
+      <w:proofErr w:type="spellStart"/>
+      <w:r>
+        <w:t>thay</w:t>
+      </w:r>
+      <w:proofErr w:type="spellEnd"/>
+      <w:r>
+        <w:t xml:space="preserve"> </w:t>
+      </w:r>
+      <w:proofErr w:type="spellStart"/>
+      <w:r>
+        <w:t>đổi</w:t>
+      </w:r>
+      <w:proofErr w:type="spellEnd"/>
+      <w:r>
+        <w:t xml:space="preserve"> </w:t>
+      </w:r>
+      <w:proofErr w:type="spellStart"/>
+      <w:r>
+        <w:t>theo</w:t>
+      </w:r>
+      <w:proofErr w:type="spellEnd"/>
+      <w:r>
+        <w:t xml:space="preserve"> </w:t>
+      </w:r>
+      <w:proofErr w:type="spellStart"/>
+      <w:r>
+        <w:t>dạng</w:t>
+      </w:r>
+      <w:proofErr w:type="spellEnd"/>
+      <w:r>
+        <w:t xml:space="preserve"> hunk.</w:t>
+      </w:r>
     </w:p>
-    <w:p/>
-    <w:p/>
+    <w:p>
+      <w:r>
+        <w:rPr>
+          <w:noProof/>
+        </w:rPr>
+        <w:drawing>
+          <wp:inline distT="0" distB="0" distL="0" distR="0" wp14:anchorId="6855A09F" wp14:editId="438BA339">
+            <wp:extent cx="5943600" cy="2818765"/>
+            <wp:effectExtent l="0" t="0" r="0" b="635"/>
+            <wp:docPr id="129674216" name="Picture 1" descr="A computer screen shot of a black screen&#10;&#10;Description automatically generated"/>
+            <wp:cNvGraphicFramePr>
+              <a:graphicFrameLocks xmlns:a="http://schemas.openxmlformats.org/drawingml/2006/main" noChangeAspect="1"/>
+            </wp:cNvGraphicFramePr>
+            <a:graphic xmlns:a="http://schemas.openxmlformats.org/drawingml/2006/main">
+              <a:graphicData uri="http://schemas.openxmlformats.org/drawingml/2006/picture">
+                <pic:pic xmlns:pic="http://schemas.openxmlformats.org/drawingml/2006/picture">
+                  <pic:nvPicPr>
+                    <pic:cNvPr id="129674216" name="Picture 1" descr="A computer screen shot of a black screen&#10;&#10;Description automatically generated"/>
+                    <pic:cNvPicPr/>
+                  </pic:nvPicPr>
+                  <pic:blipFill>
+                    <a:blip r:embed="rId4"/>
+                    <a:stretch>
+                      <a:fillRect/>
+                    </a:stretch>
+                  </pic:blipFill>
+                  <pic:spPr>
+                    <a:xfrm>
+                      <a:off x="0" y="0"/>
+                      <a:ext cx="5943600" cy="2818765"/>
+                    </a:xfrm>
+                    <a:prstGeom prst="rect">
+                      <a:avLst/>
+                    </a:prstGeom>
+                  </pic:spPr>
+                </pic:pic>
+              </a:graphicData>
+            </a:graphic>
+          </wp:inline>
+        </w:drawing>
+      </w:r>
+    </w:p>
     <w:p/>
     <w:sectPr>
       <w:pgSz w:w="12240" w:h="15840"/>
